--- a/finance analyst.docx
+++ b/finance analyst.docx
@@ -31,7 +31,7 @@
                     </pic:cNvPicPr>
                   </pic:nvPicPr>
                   <pic:blipFill>
-                    <a:blip r:embed="rId4" cstate="print">
+                    <a:blip r:embed="rId5" cstate="print">
                       <a:extLst>
                         <a:ext uri="{28A0092B-C50C-407E-A947-70E740481C1C}">
                           <a14:useLocalDpi xmlns:a14="http://schemas.microsoft.com/office/drawing/2010/main" val="0"/>
@@ -90,7 +90,7 @@
                     </pic:cNvPicPr>
                   </pic:nvPicPr>
                   <pic:blipFill>
-                    <a:blip r:embed="rId5">
+                    <a:blip r:embed="rId6">
                       <a:extLst>
                         <a:ext uri="{28A0092B-C50C-407E-A947-70E740481C1C}">
                           <a14:useLocalDpi xmlns:a14="http://schemas.microsoft.com/office/drawing/2010/main" val="0"/>
@@ -475,7 +475,7 @@
                     </pic:cNvPicPr>
                   </pic:nvPicPr>
                   <pic:blipFill>
-                    <a:blip r:embed="rId6" cstate="print">
+                    <a:blip r:embed="rId7" cstate="print">
                       <a:extLst>
                         <a:ext uri="{28A0092B-C50C-407E-A947-70E740481C1C}">
                           <a14:useLocalDpi xmlns:a14="http://schemas.microsoft.com/office/drawing/2010/main" val="0"/>
@@ -978,6 +978,7 @@
         <w:rPr>
           <w:b/>
           <w:bCs/>
+          <w:noProof/>
         </w:rPr>
         <w:drawing>
           <wp:inline distT="0" distB="0" distL="0" distR="0" wp14:anchorId="28E786EA" wp14:editId="75A248B6">
@@ -995,7 +996,7 @@
                     <pic:cNvPicPr/>
                   </pic:nvPicPr>
                   <pic:blipFill>
-                    <a:blip r:embed="rId7"/>
+                    <a:blip r:embed="rId8"/>
                     <a:stretch>
                       <a:fillRect/>
                     </a:stretch>
@@ -1146,6 +1147,708 @@
         </w:rPr>
       </w:pPr>
     </w:p>
+    <w:p>
+      <w:pPr>
+        <w:rPr>
+          <w:b/>
+          <w:bCs/>
+        </w:rPr>
+      </w:pPr>
+    </w:p>
+    <w:p>
+      <w:pPr>
+        <w:rPr>
+          <w:b/>
+          <w:bCs/>
+        </w:rPr>
+      </w:pPr>
+    </w:p>
+    <w:p>
+      <w:pPr>
+        <w:rPr>
+          <w:b/>
+          <w:bCs/>
+        </w:rPr>
+      </w:pPr>
+    </w:p>
+    <w:p>
+      <w:pPr>
+        <w:rPr>
+          <w:b/>
+          <w:bCs/>
+        </w:rPr>
+      </w:pPr>
+    </w:p>
+    <w:p>
+      <w:pPr>
+        <w:rPr>
+          <w:b/>
+          <w:bCs/>
+        </w:rPr>
+      </w:pPr>
+    </w:p>
+    <w:p>
+      <w:pPr>
+        <w:rPr>
+          <w:b/>
+          <w:bCs/>
+        </w:rPr>
+      </w:pPr>
+    </w:p>
+    <w:p>
+      <w:pPr>
+        <w:rPr>
+          <w:b/>
+          <w:bCs/>
+        </w:rPr>
+      </w:pPr>
+    </w:p>
+    <w:p>
+      <w:pPr>
+        <w:rPr>
+          <w:b/>
+          <w:bCs/>
+        </w:rPr>
+      </w:pPr>
+    </w:p>
+    <w:p>
+      <w:pPr>
+        <w:rPr>
+          <w:b/>
+          <w:bCs/>
+        </w:rPr>
+      </w:pPr>
+    </w:p>
+    <w:p>
+      <w:pPr>
+        <w:rPr>
+          <w:b/>
+          <w:bCs/>
+        </w:rPr>
+      </w:pPr>
+    </w:p>
+    <w:p>
+      <w:pPr>
+        <w:rPr>
+          <w:b/>
+          <w:bCs/>
+        </w:rPr>
+      </w:pPr>
+      <w:r>
+        <w:rPr>
+          <w:b/>
+          <w:bCs/>
+        </w:rPr>
+        <w:lastRenderedPageBreak/>
+        <w:t>Mandatory points to cover</w:t>
+      </w:r>
+    </w:p>
+    <w:p>
+      <w:pPr>
+        <w:numPr>
+          <w:ilvl w:val="0"/>
+          <w:numId w:val="2"/>
+        </w:numPr>
+        <w:rPr>
+          <w:b/>
+          <w:bCs/>
+        </w:rPr>
+      </w:pPr>
+      <w:r>
+        <w:rPr>
+          <w:b/>
+          <w:bCs/>
+        </w:rPr>
+        <w:t>Revenue model — How the company earns money.</w:t>
+      </w:r>
+    </w:p>
+    <w:p>
+      <w:pPr>
+        <w:numPr>
+          <w:ilvl w:val="0"/>
+          <w:numId w:val="2"/>
+        </w:numPr>
+        <w:rPr>
+          <w:b/>
+          <w:bCs/>
+        </w:rPr>
+      </w:pPr>
+      <w:r>
+        <w:rPr>
+          <w:b/>
+          <w:bCs/>
+        </w:rPr>
+        <w:t>Current financial position — Revenue, expenses, profit, and cash flow.</w:t>
+      </w:r>
+    </w:p>
+    <w:p>
+      <w:pPr>
+        <w:numPr>
+          <w:ilvl w:val="0"/>
+          <w:numId w:val="2"/>
+        </w:numPr>
+        <w:rPr>
+          <w:b/>
+          <w:bCs/>
+        </w:rPr>
+      </w:pPr>
+      <w:r>
+        <w:rPr>
+          <w:b/>
+          <w:bCs/>
+        </w:rPr>
+        <w:t>Funding requirement — How much investment you need and why.</w:t>
+      </w:r>
+    </w:p>
+    <w:p>
+      <w:pPr>
+        <w:numPr>
+          <w:ilvl w:val="0"/>
+          <w:numId w:val="2"/>
+        </w:numPr>
+        <w:rPr>
+          <w:b/>
+          <w:bCs/>
+        </w:rPr>
+      </w:pPr>
+      <w:r>
+        <w:rPr>
+          <w:b/>
+          <w:bCs/>
+        </w:rPr>
+        <w:t>Utilization of funds — Where every rupee of investment will be spent.</w:t>
+      </w:r>
+    </w:p>
+    <w:p>
+      <w:pPr>
+        <w:numPr>
+          <w:ilvl w:val="0"/>
+          <w:numId w:val="2"/>
+        </w:numPr>
+        <w:rPr>
+          <w:b/>
+          <w:bCs/>
+        </w:rPr>
+      </w:pPr>
+      <w:r>
+        <w:rPr>
+          <w:b/>
+          <w:bCs/>
+        </w:rPr>
+        <w:t>Financial projections — Expected revenue, expenses, and profits for the next 3 years.</w:t>
+      </w:r>
+    </w:p>
+    <w:p>
+      <w:pPr>
+        <w:numPr>
+          <w:ilvl w:val="0"/>
+          <w:numId w:val="2"/>
+        </w:numPr>
+        <w:rPr>
+          <w:b/>
+          <w:bCs/>
+        </w:rPr>
+      </w:pPr>
+      <w:r>
+        <w:rPr>
+          <w:b/>
+          <w:bCs/>
+        </w:rPr>
+        <w:t xml:space="preserve">Profitability and break-even — When the company </w:t>
+      </w:r>
+      <w:proofErr w:type="gramStart"/>
+      <w:r>
+        <w:rPr>
+          <w:b/>
+          <w:bCs/>
+        </w:rPr>
+        <w:t>expects</w:t>
+      </w:r>
+      <w:proofErr w:type="gramEnd"/>
+      <w:r>
+        <w:rPr>
+          <w:b/>
+          <w:bCs/>
+        </w:rPr>
+        <w:t xml:space="preserve"> to cover its costs.</w:t>
+      </w:r>
+    </w:p>
+    <w:p>
+      <w:pPr>
+        <w:numPr>
+          <w:ilvl w:val="0"/>
+          <w:numId w:val="2"/>
+        </w:numPr>
+        <w:rPr>
+          <w:b/>
+          <w:bCs/>
+        </w:rPr>
+      </w:pPr>
+      <w:r>
+        <w:rPr>
+          <w:b/>
+          <w:bCs/>
+        </w:rPr>
+        <w:t>Investor benefits — Equity, potential returns, dividends, and growth opportunities.</w:t>
+      </w:r>
+    </w:p>
+    <w:p>
+      <w:pPr>
+        <w:numPr>
+          <w:ilvl w:val="0"/>
+          <w:numId w:val="2"/>
+        </w:numPr>
+        <w:rPr>
+          <w:b/>
+          <w:bCs/>
+        </w:rPr>
+      </w:pPr>
+      <w:r>
+        <w:rPr>
+          <w:b/>
+          <w:bCs/>
+        </w:rPr>
+        <w:t>Risk management — How you will handle losses, delayed payments, and unexpected expenses.</w:t>
+      </w:r>
+    </w:p>
+    <w:p>
+      <w:pPr>
+        <w:numPr>
+          <w:ilvl w:val="0"/>
+          <w:numId w:val="2"/>
+        </w:numPr>
+        <w:rPr>
+          <w:b/>
+          <w:bCs/>
+        </w:rPr>
+      </w:pPr>
+      <w:r>
+        <w:rPr>
+          <w:b/>
+          <w:bCs/>
+        </w:rPr>
+        <w:t>Financial transparency — Regular reports, budgeting, and accountability.</w:t>
+      </w:r>
+    </w:p>
+    <w:p>
+      <w:pPr>
+        <w:pStyle w:val="ListParagraph"/>
+        <w:numPr>
+          <w:ilvl w:val="0"/>
+          <w:numId w:val="2"/>
+        </w:numPr>
+        <w:spacing w:before="100" w:beforeAutospacing="1" w:after="100" w:afterAutospacing="1" w:line="240" w:lineRule="auto"/>
+        <w:outlineLvl w:val="1"/>
+        <w:rPr>
+          <w:rFonts w:ascii="Times New Roman" w:eastAsia="Times New Roman" w:hAnsi="Times New Roman" w:cs="Times New Roman"/>
+          <w:b/>
+          <w:bCs/>
+          <w:kern w:val="0"/>
+          <w:sz w:val="36"/>
+          <w:szCs w:val="36"/>
+          <w:lang w:eastAsia="en-IN"/>
+          <w14:ligatures w14:val="none"/>
+        </w:rPr>
+      </w:pPr>
+      <w:r>
+        <w:rPr>
+          <w:rFonts w:ascii="Times New Roman" w:eastAsia="Times New Roman" w:hAnsi="Times New Roman" w:cs="Times New Roman"/>
+          <w:b/>
+          <w:bCs/>
+          <w:kern w:val="0"/>
+          <w:sz w:val="36"/>
+          <w:szCs w:val="36"/>
+          <w:lang w:eastAsia="en-IN"/>
+          <w14:ligatures w14:val="none"/>
+        </w:rPr>
+        <w:t>Unique points to stand out from the other 3 teams</w:t>
+      </w:r>
+    </w:p>
+    <w:p>
+      <w:pPr>
+        <w:pStyle w:val="ListParagraph"/>
+        <w:numPr>
+          <w:ilvl w:val="0"/>
+          <w:numId w:val="2"/>
+        </w:numPr>
+        <w:spacing w:before="100" w:beforeAutospacing="1" w:after="100" w:afterAutospacing="1" w:line="240" w:lineRule="auto"/>
+        <w:rPr>
+          <w:rFonts w:ascii="Times New Roman" w:eastAsia="Times New Roman" w:hAnsi="Times New Roman" w:cs="Times New Roman"/>
+          <w:kern w:val="0"/>
+          <w:sz w:val="24"/>
+          <w:szCs w:val="24"/>
+          <w:lang w:eastAsia="en-IN"/>
+          <w14:ligatures w14:val="none"/>
+        </w:rPr>
+      </w:pPr>
+      <w:r>
+        <w:rPr>
+          <w:rFonts w:ascii="Times New Roman" w:eastAsia="Times New Roman" w:hAnsi="Times New Roman" w:cs="Times New Roman"/>
+          <w:kern w:val="0"/>
+          <w:sz w:val="24"/>
+          <w:szCs w:val="24"/>
+          <w:lang w:eastAsia="en-IN"/>
+          <w14:ligatures w14:val="none"/>
+        </w:rPr>
+        <w:t>These are the points I'd prioritize to make your finance pitch more impressive.</w:t>
+      </w:r>
+    </w:p>
+    <w:p>
+      <w:pPr>
+        <w:pStyle w:val="ListParagraph"/>
+        <w:numPr>
+          <w:ilvl w:val="0"/>
+          <w:numId w:val="2"/>
+        </w:numPr>
+        <w:spacing w:before="100" w:beforeAutospacing="1" w:after="100" w:afterAutospacing="1" w:line="240" w:lineRule="auto"/>
+        <w:rPr>
+          <w:rFonts w:ascii="Times New Roman" w:eastAsia="Times New Roman" w:hAnsi="Times New Roman" w:cs="Times New Roman"/>
+          <w:kern w:val="0"/>
+          <w:sz w:val="24"/>
+          <w:szCs w:val="24"/>
+          <w:lang w:eastAsia="en-IN"/>
+          <w14:ligatures w14:val="none"/>
+        </w:rPr>
+      </w:pPr>
+      <w:r>
+        <w:rPr>
+          <w:rFonts w:ascii="Times New Roman" w:eastAsia="Times New Roman" w:hAnsi="Times New Roman" w:cs="Times New Roman"/>
+          <w:kern w:val="0"/>
+          <w:sz w:val="24"/>
+          <w:szCs w:val="24"/>
+          <w:lang w:eastAsia="en-IN"/>
+          <w14:ligatures w14:val="none"/>
+        </w:rPr>
+        <w:t>1. Investor Money Protection Plan</w:t>
+      </w:r>
+    </w:p>
+    <w:p>
+      <w:pPr>
+        <w:pStyle w:val="ListParagraph"/>
+        <w:numPr>
+          <w:ilvl w:val="0"/>
+          <w:numId w:val="2"/>
+        </w:numPr>
+        <w:spacing w:before="100" w:beforeAutospacing="1" w:after="100" w:afterAutospacing="1" w:line="240" w:lineRule="auto"/>
+        <w:rPr>
+          <w:rFonts w:ascii="Times New Roman" w:eastAsia="Times New Roman" w:hAnsi="Times New Roman" w:cs="Times New Roman"/>
+          <w:kern w:val="0"/>
+          <w:sz w:val="24"/>
+          <w:szCs w:val="24"/>
+          <w:lang w:eastAsia="en-IN"/>
+          <w14:ligatures w14:val="none"/>
+        </w:rPr>
+      </w:pPr>
+      <w:r>
+        <w:rPr>
+          <w:rFonts w:ascii="Times New Roman" w:eastAsia="Times New Roman" w:hAnsi="Times New Roman" w:cs="Times New Roman"/>
+          <w:kern w:val="0"/>
+          <w:sz w:val="24"/>
+          <w:szCs w:val="24"/>
+          <w:lang w:eastAsia="en-IN"/>
+          <w14:ligatures w14:val="none"/>
+        </w:rPr>
+        <w:t>Set aside a defined contingency reserve and release funds in stages against measurable milestones. This demonstrates financial discipline.</w:t>
+      </w:r>
+    </w:p>
+    <w:p>
+      <w:pPr>
+        <w:pStyle w:val="ListParagraph"/>
+        <w:numPr>
+          <w:ilvl w:val="0"/>
+          <w:numId w:val="2"/>
+        </w:numPr>
+        <w:spacing w:before="100" w:beforeAutospacing="1" w:after="100" w:afterAutospacing="1" w:line="240" w:lineRule="auto"/>
+        <w:rPr>
+          <w:rFonts w:ascii="Times New Roman" w:eastAsia="Times New Roman" w:hAnsi="Times New Roman" w:cs="Times New Roman"/>
+          <w:kern w:val="0"/>
+          <w:sz w:val="24"/>
+          <w:szCs w:val="24"/>
+          <w:lang w:eastAsia="en-IN"/>
+          <w14:ligatures w14:val="none"/>
+        </w:rPr>
+      </w:pPr>
+      <w:r>
+        <w:rPr>
+          <w:rFonts w:ascii="Times New Roman" w:eastAsia="Times New Roman" w:hAnsi="Times New Roman" w:cs="Times New Roman"/>
+          <w:kern w:val="0"/>
+          <w:sz w:val="24"/>
+          <w:szCs w:val="24"/>
+          <w:lang w:eastAsia="en-IN"/>
+          <w14:ligatures w14:val="none"/>
+        </w:rPr>
+        <w:t>2. Three-Scenario Financial Forecast</w:t>
+      </w:r>
+    </w:p>
+    <w:p>
+      <w:pPr>
+        <w:pStyle w:val="ListParagraph"/>
+        <w:numPr>
+          <w:ilvl w:val="0"/>
+          <w:numId w:val="2"/>
+        </w:numPr>
+        <w:spacing w:before="100" w:beforeAutospacing="1" w:after="100" w:afterAutospacing="1" w:line="240" w:lineRule="auto"/>
+        <w:rPr>
+          <w:rFonts w:ascii="Times New Roman" w:eastAsia="Times New Roman" w:hAnsi="Times New Roman" w:cs="Times New Roman"/>
+          <w:kern w:val="0"/>
+          <w:sz w:val="24"/>
+          <w:szCs w:val="24"/>
+          <w:lang w:eastAsia="en-IN"/>
+          <w14:ligatures w14:val="none"/>
+        </w:rPr>
+      </w:pPr>
+      <w:r>
+        <w:rPr>
+          <w:rFonts w:ascii="Times New Roman" w:eastAsia="Times New Roman" w:hAnsi="Times New Roman" w:cs="Times New Roman"/>
+          <w:kern w:val="0"/>
+          <w:sz w:val="24"/>
+          <w:szCs w:val="24"/>
+          <w:lang w:eastAsia="en-IN"/>
+          <w14:ligatures w14:val="none"/>
+        </w:rPr>
+        <w:t>Present optimistic, realistic, and worst-case projections. Show investors that you have a plan even if business growth is slower than expected.</w:t>
+      </w:r>
+    </w:p>
+    <w:p>
+      <w:pPr>
+        <w:pStyle w:val="ListParagraph"/>
+        <w:numPr>
+          <w:ilvl w:val="0"/>
+          <w:numId w:val="2"/>
+        </w:numPr>
+        <w:spacing w:before="100" w:beforeAutospacing="1" w:after="100" w:afterAutospacing="1" w:line="240" w:lineRule="auto"/>
+        <w:rPr>
+          <w:rFonts w:ascii="Times New Roman" w:eastAsia="Times New Roman" w:hAnsi="Times New Roman" w:cs="Times New Roman"/>
+          <w:kern w:val="0"/>
+          <w:sz w:val="24"/>
+          <w:szCs w:val="24"/>
+          <w:lang w:eastAsia="en-IN"/>
+          <w14:ligatures w14:val="none"/>
+        </w:rPr>
+      </w:pPr>
+      <w:r>
+        <w:rPr>
+          <w:rFonts w:ascii="Times New Roman" w:eastAsia="Times New Roman" w:hAnsi="Times New Roman" w:cs="Times New Roman"/>
+          <w:kern w:val="0"/>
+          <w:sz w:val="24"/>
+          <w:szCs w:val="24"/>
+          <w:lang w:eastAsia="en-IN"/>
+          <w14:ligatures w14:val="none"/>
+        </w:rPr>
+        <w:t>3. Cash Runway Guarantee?</w:t>
+      </w:r>
+    </w:p>
+    <w:p>
+      <w:pPr>
+        <w:pStyle w:val="ListParagraph"/>
+        <w:numPr>
+          <w:ilvl w:val="0"/>
+          <w:numId w:val="2"/>
+        </w:numPr>
+        <w:spacing w:before="100" w:beforeAutospacing="1" w:after="100" w:afterAutospacing="1" w:line="240" w:lineRule="auto"/>
+        <w:rPr>
+          <w:rFonts w:ascii="Times New Roman" w:eastAsia="Times New Roman" w:hAnsi="Times New Roman" w:cs="Times New Roman"/>
+          <w:kern w:val="0"/>
+          <w:sz w:val="24"/>
+          <w:szCs w:val="24"/>
+          <w:lang w:eastAsia="en-IN"/>
+          <w14:ligatures w14:val="none"/>
+        </w:rPr>
+      </w:pPr>
+      <w:r>
+        <w:rPr>
+          <w:rFonts w:ascii="Times New Roman" w:eastAsia="Times New Roman" w:hAnsi="Times New Roman" w:cs="Times New Roman"/>
+          <w:kern w:val="0"/>
+          <w:sz w:val="24"/>
+          <w:szCs w:val="24"/>
+          <w:lang w:eastAsia="en-IN"/>
+          <w14:ligatures w14:val="none"/>
+        </w:rPr>
+        <w:t>Calculate how many months the company can survive using its available cash. Commit to monitoring runway and taking corrective action if it falls below a defined threshold—without promising a guaranteed outcome.</w:t>
+      </w:r>
+    </w:p>
+    <w:p>
+      <w:pPr>
+        <w:pStyle w:val="ListParagraph"/>
+        <w:numPr>
+          <w:ilvl w:val="0"/>
+          <w:numId w:val="2"/>
+        </w:numPr>
+        <w:spacing w:before="100" w:beforeAutospacing="1" w:after="100" w:afterAutospacing="1" w:line="240" w:lineRule="auto"/>
+        <w:rPr>
+          <w:rFonts w:ascii="Times New Roman" w:eastAsia="Times New Roman" w:hAnsi="Times New Roman" w:cs="Times New Roman"/>
+          <w:kern w:val="0"/>
+          <w:sz w:val="24"/>
+          <w:szCs w:val="24"/>
+          <w:lang w:eastAsia="en-IN"/>
+          <w14:ligatures w14:val="none"/>
+        </w:rPr>
+      </w:pPr>
+      <w:r>
+        <w:rPr>
+          <w:rFonts w:ascii="Times New Roman" w:eastAsia="Times New Roman" w:hAnsi="Times New Roman" w:cs="Times New Roman"/>
+          <w:kern w:val="0"/>
+          <w:sz w:val="24"/>
+          <w:szCs w:val="24"/>
+          <w:lang w:eastAsia="en-IN"/>
+          <w14:ligatures w14:val="none"/>
+        </w:rPr>
+        <w:t>4. Milestone-Based Investment</w:t>
+      </w:r>
+    </w:p>
+    <w:p>
+      <w:pPr>
+        <w:pStyle w:val="ListParagraph"/>
+        <w:numPr>
+          <w:ilvl w:val="0"/>
+          <w:numId w:val="2"/>
+        </w:numPr>
+        <w:spacing w:before="100" w:beforeAutospacing="1" w:after="100" w:afterAutospacing="1" w:line="240" w:lineRule="auto"/>
+        <w:rPr>
+          <w:rFonts w:ascii="Times New Roman" w:eastAsia="Times New Roman" w:hAnsi="Times New Roman" w:cs="Times New Roman"/>
+          <w:kern w:val="0"/>
+          <w:sz w:val="24"/>
+          <w:szCs w:val="24"/>
+          <w:lang w:eastAsia="en-IN"/>
+          <w14:ligatures w14:val="none"/>
+        </w:rPr>
+      </w:pPr>
+      <w:r>
+        <w:rPr>
+          <w:rFonts w:ascii="Times New Roman" w:eastAsia="Times New Roman" w:hAnsi="Times New Roman" w:cs="Times New Roman"/>
+          <w:kern w:val="0"/>
+          <w:sz w:val="24"/>
+          <w:szCs w:val="24"/>
+          <w:lang w:eastAsia="en-IN"/>
+          <w14:ligatures w14:val="none"/>
+        </w:rPr>
+        <w:t>Allocate funding in phases based on targets such as product launch, client acquisition, and recurring revenue growth instead of spending the entire amount without checkpoints.</w:t>
+      </w:r>
+    </w:p>
+    <w:p>
+      <w:pPr>
+        <w:pStyle w:val="ListParagraph"/>
+        <w:numPr>
+          <w:ilvl w:val="0"/>
+          <w:numId w:val="2"/>
+        </w:numPr>
+        <w:spacing w:before="100" w:beforeAutospacing="1" w:after="100" w:afterAutospacing="1" w:line="240" w:lineRule="auto"/>
+        <w:rPr>
+          <w:rFonts w:ascii="Times New Roman" w:eastAsia="Times New Roman" w:hAnsi="Times New Roman" w:cs="Times New Roman"/>
+          <w:kern w:val="0"/>
+          <w:sz w:val="24"/>
+          <w:szCs w:val="24"/>
+          <w:lang w:eastAsia="en-IN"/>
+          <w14:ligatures w14:val="none"/>
+        </w:rPr>
+      </w:pPr>
+      <w:r>
+        <w:rPr>
+          <w:rFonts w:ascii="Times New Roman" w:eastAsia="Times New Roman" w:hAnsi="Times New Roman" w:cs="Times New Roman"/>
+          <w:kern w:val="0"/>
+          <w:sz w:val="24"/>
+          <w:szCs w:val="24"/>
+          <w:lang w:eastAsia="en-IN"/>
+          <w14:ligatures w14:val="none"/>
+        </w:rPr>
+        <w:t>5. Financial Transparency Dashboard</w:t>
+      </w:r>
+    </w:p>
+    <w:p>
+      <w:pPr>
+        <w:pStyle w:val="ListParagraph"/>
+        <w:numPr>
+          <w:ilvl w:val="0"/>
+          <w:numId w:val="2"/>
+        </w:numPr>
+        <w:spacing w:before="100" w:beforeAutospacing="1" w:after="100" w:afterAutospacing="1" w:line="240" w:lineRule="auto"/>
+        <w:rPr>
+          <w:rFonts w:ascii="Times New Roman" w:eastAsia="Times New Roman" w:hAnsi="Times New Roman" w:cs="Times New Roman"/>
+          <w:kern w:val="0"/>
+          <w:sz w:val="24"/>
+          <w:szCs w:val="24"/>
+          <w:lang w:eastAsia="en-IN"/>
+          <w14:ligatures w14:val="none"/>
+        </w:rPr>
+      </w:pPr>
+      <w:r>
+        <w:rPr>
+          <w:rFonts w:ascii="Times New Roman" w:eastAsia="Times New Roman" w:hAnsi="Times New Roman" w:cs="Times New Roman"/>
+          <w:kern w:val="0"/>
+          <w:sz w:val="24"/>
+          <w:szCs w:val="24"/>
+          <w:lang w:eastAsia="en-IN"/>
+          <w14:ligatures w14:val="none"/>
+        </w:rPr>
+        <w:t>Offer investors a periodic dashboard showing revenue, expenses, cash balance, project margins, and progress against targets.</w:t>
+      </w:r>
+    </w:p>
+    <w:p>
+      <w:pPr>
+        <w:pStyle w:val="ListParagraph"/>
+        <w:numPr>
+          <w:ilvl w:val="0"/>
+          <w:numId w:val="2"/>
+        </w:numPr>
+        <w:spacing w:before="100" w:beforeAutospacing="1" w:after="100" w:afterAutospacing="1" w:line="240" w:lineRule="auto"/>
+        <w:rPr>
+          <w:rFonts w:ascii="Times New Roman" w:eastAsia="Times New Roman" w:hAnsi="Times New Roman" w:cs="Times New Roman"/>
+          <w:kern w:val="0"/>
+          <w:sz w:val="24"/>
+          <w:szCs w:val="24"/>
+          <w:lang w:eastAsia="en-IN"/>
+          <w14:ligatures w14:val="none"/>
+        </w:rPr>
+      </w:pPr>
+      <w:r>
+        <w:rPr>
+          <w:rFonts w:ascii="Times New Roman" w:eastAsia="Times New Roman" w:hAnsi="Times New Roman" w:cs="Times New Roman"/>
+          <w:kern w:val="0"/>
+          <w:sz w:val="24"/>
+          <w:szCs w:val="24"/>
+          <w:lang w:eastAsia="en-IN"/>
+          <w14:ligatures w14:val="none"/>
+        </w:rPr>
+        <w:t>6. Client Profitability Analysis</w:t>
+      </w:r>
+    </w:p>
+    <w:p>
+      <w:pPr>
+        <w:pStyle w:val="ListParagraph"/>
+        <w:numPr>
+          <w:ilvl w:val="0"/>
+          <w:numId w:val="2"/>
+        </w:numPr>
+        <w:spacing w:before="100" w:beforeAutospacing="1" w:after="100" w:afterAutospacing="1" w:line="240" w:lineRule="auto"/>
+        <w:rPr>
+          <w:rFonts w:ascii="Times New Roman" w:eastAsia="Times New Roman" w:hAnsi="Times New Roman" w:cs="Times New Roman"/>
+          <w:kern w:val="0"/>
+          <w:sz w:val="24"/>
+          <w:szCs w:val="24"/>
+          <w:lang w:eastAsia="en-IN"/>
+          <w14:ligatures w14:val="none"/>
+        </w:rPr>
+      </w:pPr>
+      <w:r>
+        <w:rPr>
+          <w:rFonts w:ascii="Times New Roman" w:eastAsia="Times New Roman" w:hAnsi="Times New Roman" w:cs="Times New Roman"/>
+          <w:kern w:val="0"/>
+          <w:sz w:val="24"/>
+          <w:szCs w:val="24"/>
+          <w:lang w:eastAsia="en-IN"/>
+          <w14:ligatures w14:val="none"/>
+        </w:rPr>
+        <w:t>Show that you measure which projects and clients generate the highest margins, so growth focuses on profitable business rather than revenue alone.</w:t>
+      </w:r>
+    </w:p>
+    <w:p>
+      <w:pPr>
+        <w:rPr>
+          <w:b/>
+          <w:bCs/>
+        </w:rPr>
+      </w:pPr>
+    </w:p>
     <w:sectPr>
       <w:pgSz w:w="11906" w:h="16838"/>
       <w:pgMar w:top="1440" w:right="1440" w:bottom="1440" w:left="1440" w:header="709" w:footer="709" w:gutter="0"/>
@@ -1155,6 +1858,315 @@
     </w:sectPr>
   </w:body>
 </w:document>
+</file>
+
+<file path=word/numbering.xml><?xml version="1.0" encoding="utf-8"?>
+<w:numbering xmlns:wpc="http://schemas.microsoft.com/office/word/2010/wordprocessingCanvas" xmlns:cx="http://schemas.microsoft.com/office/drawing/2014/chartex" xmlns:cx1="http://schemas.microsoft.com/office/drawing/2015/9/8/chartex" xmlns:cx2="http://schemas.microsoft.com/office/drawing/2015/10/21/chartex" xmlns:cx3="http://schemas.microsoft.com/office/drawing/2016/5/9/chartex" xmlns:cx4="http://schemas.microsoft.com/office/drawing/2016/5/10/chartex" xmlns:cx5="http://schemas.microsoft.com/office/drawing/2016/5/11/chartex" xmlns:cx6="http://schemas.microsoft.com/office/drawing/2016/5/12/chartex" xmlns:cx7="http://schemas.microsoft.com/office/drawing/2016/5/13/chartex" xmlns:cx8="http://schemas.microsoft.com/office/drawing/2016/5/14/chartex" xmlns:mc="http://schemas.openxmlformats.org/markup-compatibility/2006" xmlns:aink="http://schemas.microsoft.com/office/drawing/2016/ink" xmlns:am3d="http://schemas.microsoft.com/office/drawing/2017/model3d" xmlns:o="urn:schemas-microsoft-com:office:office" xmlns:oel="http://schemas.microsoft.com/office/2019/extlst" xmlns:r="http://schemas.openxmlformats.org/officeDocument/2006/relationships" xmlns:m="http://schemas.openxmlformats.org/officeDocument/2006/math" xmlns:v="urn:schemas-microsoft-com:vml" xmlns:wp14="http://schemas.microsoft.com/office/word/2010/wordprocessingDrawing" xmlns:wp="http://schemas.openxmlformats.org/drawingml/2006/wordprocessingDrawing" xmlns:w10="urn:schemas-microsoft-com:office:word" xmlns:w="http://schemas.openxmlformats.org/wordprocessingml/2006/main" xmlns:w14="http://schemas.microsoft.com/office/word/2010/wordml" xmlns:w15="http://schemas.microsoft.com/office/word/2012/wordml" xmlns:w16cex="http://schemas.microsoft.com/office/word/2018/wordml/cex" xmlns:w16cid="http://schemas.microsoft.com/office/word/2016/wordml/cid" xmlns:w16="http://schemas.microsoft.com/office/word/2018/wordml" xmlns:w16du="http://schemas.microsoft.com/office/word/2023/wordml/word16du" xmlns:w16sdtdh="http://schemas.microsoft.com/office/word/2020/wordml/sdtdatahash" xmlns:w16sdtfl="http://schemas.microsoft.com/office/word/2024/wordml/sdtformatlock" xmlns:w16se="http://schemas.microsoft.com/office/word/2015/wordml/symex" xmlns:wpg="http://schemas.microsoft.com/office/word/2010/wordprocessingGroup" xmlns:wpi="http://schemas.microsoft.com/office/word/2010/wordprocessingInk" xmlns:wne="http://schemas.microsoft.com/office/word/2006/wordml" xmlns:wps="http://schemas.microsoft.com/office/word/2010/wordprocessingShape" mc:Ignorable="w14 w15 w16se w16cid w16 w16cex w16sdtdh w16sdtfl w16du wp14">
+  <w:abstractNum w:abstractNumId="0" w15:restartNumberingAfterBreak="0">
+    <w:nsid w:val="19324E4E"/>
+    <w:multiLevelType w:val="multilevel"/>
+    <w:tmpl w:val="8FECE2F2"/>
+    <w:lvl w:ilvl="0">
+      <w:start w:val="1"/>
+      <w:numFmt w:val="bullet"/>
+      <w:lvlText w:val=""/>
+      <w:lvlJc w:val="left"/>
+      <w:pPr>
+        <w:tabs>
+          <w:tab w:val="num" w:pos="720"/>
+        </w:tabs>
+        <w:ind w:left="720" w:hanging="360"/>
+      </w:pPr>
+      <w:rPr>
+        <w:rFonts w:ascii="Symbol" w:hAnsi="Symbol" w:hint="default"/>
+        <w:sz w:val="20"/>
+      </w:rPr>
+    </w:lvl>
+    <w:lvl w:ilvl="1" w:tentative="1">
+      <w:start w:val="1"/>
+      <w:numFmt w:val="bullet"/>
+      <w:lvlText w:val="o"/>
+      <w:lvlJc w:val="left"/>
+      <w:pPr>
+        <w:tabs>
+          <w:tab w:val="num" w:pos="1440"/>
+        </w:tabs>
+        <w:ind w:left="1440" w:hanging="360"/>
+      </w:pPr>
+      <w:rPr>
+        <w:rFonts w:ascii="Courier New" w:hAnsi="Courier New" w:hint="default"/>
+        <w:sz w:val="20"/>
+      </w:rPr>
+    </w:lvl>
+    <w:lvl w:ilvl="2" w:tentative="1">
+      <w:start w:val="1"/>
+      <w:numFmt w:val="bullet"/>
+      <w:lvlText w:val=""/>
+      <w:lvlJc w:val="left"/>
+      <w:pPr>
+        <w:tabs>
+          <w:tab w:val="num" w:pos="2160"/>
+        </w:tabs>
+        <w:ind w:left="2160" w:hanging="360"/>
+      </w:pPr>
+      <w:rPr>
+        <w:rFonts w:ascii="Wingdings" w:hAnsi="Wingdings" w:hint="default"/>
+        <w:sz w:val="20"/>
+      </w:rPr>
+    </w:lvl>
+    <w:lvl w:ilvl="3" w:tentative="1">
+      <w:start w:val="1"/>
+      <w:numFmt w:val="bullet"/>
+      <w:lvlText w:val=""/>
+      <w:lvlJc w:val="left"/>
+      <w:pPr>
+        <w:tabs>
+          <w:tab w:val="num" w:pos="2880"/>
+        </w:tabs>
+        <w:ind w:left="2880" w:hanging="360"/>
+      </w:pPr>
+      <w:rPr>
+        <w:rFonts w:ascii="Wingdings" w:hAnsi="Wingdings" w:hint="default"/>
+        <w:sz w:val="20"/>
+      </w:rPr>
+    </w:lvl>
+    <w:lvl w:ilvl="4" w:tentative="1">
+      <w:start w:val="1"/>
+      <w:numFmt w:val="bullet"/>
+      <w:lvlText w:val=""/>
+      <w:lvlJc w:val="left"/>
+      <w:pPr>
+        <w:tabs>
+          <w:tab w:val="num" w:pos="3600"/>
+        </w:tabs>
+        <w:ind w:left="3600" w:hanging="360"/>
+      </w:pPr>
+      <w:rPr>
+        <w:rFonts w:ascii="Wingdings" w:hAnsi="Wingdings" w:hint="default"/>
+        <w:sz w:val="20"/>
+      </w:rPr>
+    </w:lvl>
+    <w:lvl w:ilvl="5" w:tentative="1">
+      <w:start w:val="1"/>
+      <w:numFmt w:val="bullet"/>
+      <w:lvlText w:val=""/>
+      <w:lvlJc w:val="left"/>
+      <w:pPr>
+        <w:tabs>
+          <w:tab w:val="num" w:pos="4320"/>
+        </w:tabs>
+        <w:ind w:left="4320" w:hanging="360"/>
+      </w:pPr>
+      <w:rPr>
+        <w:rFonts w:ascii="Wingdings" w:hAnsi="Wingdings" w:hint="default"/>
+        <w:sz w:val="20"/>
+      </w:rPr>
+    </w:lvl>
+    <w:lvl w:ilvl="6" w:tentative="1">
+      <w:start w:val="1"/>
+      <w:numFmt w:val="bullet"/>
+      <w:lvlText w:val=""/>
+      <w:lvlJc w:val="left"/>
+      <w:pPr>
+        <w:tabs>
+          <w:tab w:val="num" w:pos="5040"/>
+        </w:tabs>
+        <w:ind w:left="5040" w:hanging="360"/>
+      </w:pPr>
+      <w:rPr>
+        <w:rFonts w:ascii="Wingdings" w:hAnsi="Wingdings" w:hint="default"/>
+        <w:sz w:val="20"/>
+      </w:rPr>
+    </w:lvl>
+    <w:lvl w:ilvl="7" w:tentative="1">
+      <w:start w:val="1"/>
+      <w:numFmt w:val="bullet"/>
+      <w:lvlText w:val=""/>
+      <w:lvlJc w:val="left"/>
+      <w:pPr>
+        <w:tabs>
+          <w:tab w:val="num" w:pos="5760"/>
+        </w:tabs>
+        <w:ind w:left="5760" w:hanging="360"/>
+      </w:pPr>
+      <w:rPr>
+        <w:rFonts w:ascii="Wingdings" w:hAnsi="Wingdings" w:hint="default"/>
+        <w:sz w:val="20"/>
+      </w:rPr>
+    </w:lvl>
+    <w:lvl w:ilvl="8" w:tentative="1">
+      <w:start w:val="1"/>
+      <w:numFmt w:val="bullet"/>
+      <w:lvlText w:val=""/>
+      <w:lvlJc w:val="left"/>
+      <w:pPr>
+        <w:tabs>
+          <w:tab w:val="num" w:pos="6480"/>
+        </w:tabs>
+        <w:ind w:left="6480" w:hanging="360"/>
+      </w:pPr>
+      <w:rPr>
+        <w:rFonts w:ascii="Wingdings" w:hAnsi="Wingdings" w:hint="default"/>
+        <w:sz w:val="20"/>
+      </w:rPr>
+    </w:lvl>
+  </w:abstractNum>
+  <w:abstractNum w:abstractNumId="1" w15:restartNumberingAfterBreak="0">
+    <w:nsid w:val="7FA0032E"/>
+    <w:multiLevelType w:val="multilevel"/>
+    <w:tmpl w:val="33D26E88"/>
+    <w:lvl w:ilvl="0">
+      <w:start w:val="1"/>
+      <w:numFmt w:val="bullet"/>
+      <w:lvlText w:val=""/>
+      <w:lvlJc w:val="left"/>
+      <w:pPr>
+        <w:tabs>
+          <w:tab w:val="num" w:pos="720"/>
+        </w:tabs>
+        <w:ind w:left="720" w:hanging="360"/>
+      </w:pPr>
+      <w:rPr>
+        <w:rFonts w:ascii="Symbol" w:hAnsi="Symbol" w:hint="default"/>
+        <w:sz w:val="20"/>
+      </w:rPr>
+    </w:lvl>
+    <w:lvl w:ilvl="1" w:tentative="1">
+      <w:start w:val="1"/>
+      <w:numFmt w:val="bullet"/>
+      <w:lvlText w:val="o"/>
+      <w:lvlJc w:val="left"/>
+      <w:pPr>
+        <w:tabs>
+          <w:tab w:val="num" w:pos="1440"/>
+        </w:tabs>
+        <w:ind w:left="1440" w:hanging="360"/>
+      </w:pPr>
+      <w:rPr>
+        <w:rFonts w:ascii="Courier New" w:hAnsi="Courier New" w:hint="default"/>
+        <w:sz w:val="20"/>
+      </w:rPr>
+    </w:lvl>
+    <w:lvl w:ilvl="2" w:tentative="1">
+      <w:start w:val="1"/>
+      <w:numFmt w:val="bullet"/>
+      <w:lvlText w:val=""/>
+      <w:lvlJc w:val="left"/>
+      <w:pPr>
+        <w:tabs>
+          <w:tab w:val="num" w:pos="2160"/>
+        </w:tabs>
+        <w:ind w:left="2160" w:hanging="360"/>
+      </w:pPr>
+      <w:rPr>
+        <w:rFonts w:ascii="Wingdings" w:hAnsi="Wingdings" w:hint="default"/>
+        <w:sz w:val="20"/>
+      </w:rPr>
+    </w:lvl>
+    <w:lvl w:ilvl="3" w:tentative="1">
+      <w:start w:val="1"/>
+      <w:numFmt w:val="bullet"/>
+      <w:lvlText w:val=""/>
+      <w:lvlJc w:val="left"/>
+      <w:pPr>
+        <w:tabs>
+          <w:tab w:val="num" w:pos="2880"/>
+        </w:tabs>
+        <w:ind w:left="2880" w:hanging="360"/>
+      </w:pPr>
+      <w:rPr>
+        <w:rFonts w:ascii="Wingdings" w:hAnsi="Wingdings" w:hint="default"/>
+        <w:sz w:val="20"/>
+      </w:rPr>
+    </w:lvl>
+    <w:lvl w:ilvl="4" w:tentative="1">
+      <w:start w:val="1"/>
+      <w:numFmt w:val="bullet"/>
+      <w:lvlText w:val=""/>
+      <w:lvlJc w:val="left"/>
+      <w:pPr>
+        <w:tabs>
+          <w:tab w:val="num" w:pos="3600"/>
+        </w:tabs>
+        <w:ind w:left="3600" w:hanging="360"/>
+      </w:pPr>
+      <w:rPr>
+        <w:rFonts w:ascii="Wingdings" w:hAnsi="Wingdings" w:hint="default"/>
+        <w:sz w:val="20"/>
+      </w:rPr>
+    </w:lvl>
+    <w:lvl w:ilvl="5" w:tentative="1">
+      <w:start w:val="1"/>
+      <w:numFmt w:val="bullet"/>
+      <w:lvlText w:val=""/>
+      <w:lvlJc w:val="left"/>
+      <w:pPr>
+        <w:tabs>
+          <w:tab w:val="num" w:pos="4320"/>
+        </w:tabs>
+        <w:ind w:left="4320" w:hanging="360"/>
+      </w:pPr>
+      <w:rPr>
+        <w:rFonts w:ascii="Wingdings" w:hAnsi="Wingdings" w:hint="default"/>
+        <w:sz w:val="20"/>
+      </w:rPr>
+    </w:lvl>
+    <w:lvl w:ilvl="6" w:tentative="1">
+      <w:start w:val="1"/>
+      <w:numFmt w:val="bullet"/>
+      <w:lvlText w:val=""/>
+      <w:lvlJc w:val="left"/>
+      <w:pPr>
+        <w:tabs>
+          <w:tab w:val="num" w:pos="5040"/>
+        </w:tabs>
+        <w:ind w:left="5040" w:hanging="360"/>
+      </w:pPr>
+      <w:rPr>
+        <w:rFonts w:ascii="Wingdings" w:hAnsi="Wingdings" w:hint="default"/>
+        <w:sz w:val="20"/>
+      </w:rPr>
+    </w:lvl>
+    <w:lvl w:ilvl="7" w:tentative="1">
+      <w:start w:val="1"/>
+      <w:numFmt w:val="bullet"/>
+      <w:lvlText w:val=""/>
+      <w:lvlJc w:val="left"/>
+      <w:pPr>
+        <w:tabs>
+          <w:tab w:val="num" w:pos="5760"/>
+        </w:tabs>
+        <w:ind w:left="5760" w:hanging="360"/>
+      </w:pPr>
+      <w:rPr>
+        <w:rFonts w:ascii="Wingdings" w:hAnsi="Wingdings" w:hint="default"/>
+        <w:sz w:val="20"/>
+      </w:rPr>
+    </w:lvl>
+    <w:lvl w:ilvl="8" w:tentative="1">
+      <w:start w:val="1"/>
+      <w:numFmt w:val="bullet"/>
+      <w:lvlText w:val=""/>
+      <w:lvlJc w:val="left"/>
+      <w:pPr>
+        <w:tabs>
+          <w:tab w:val="num" w:pos="6480"/>
+        </w:tabs>
+        <w:ind w:left="6480" w:hanging="360"/>
+      </w:pPr>
+      <w:rPr>
+        <w:rFonts w:ascii="Wingdings" w:hAnsi="Wingdings" w:hint="default"/>
+        <w:sz w:val="20"/>
+      </w:rPr>
+    </w:lvl>
+  </w:abstractNum>
+  <w:num w:numId="1" w16cid:durableId="1546721071">
+    <w:abstractNumId w:val="1"/>
+  </w:num>
+  <w:num w:numId="2" w16cid:durableId="276303919">
+    <w:abstractNumId w:val="0"/>
+  </w:num>
+</w:numbering>
 </file>
 
 <file path=word/styles.xml><?xml version="1.0" encoding="utf-8"?>

--- a/finance analyst.docx
+++ b/finance analyst.docx
@@ -1849,6 +1849,383 @@
         </w:rPr>
       </w:pPr>
     </w:p>
+    <w:p>
+      <w:pPr>
+        <w:rPr>
+          <w:b/>
+          <w:bCs/>
+        </w:rPr>
+      </w:pPr>
+    </w:p>
+    <w:p>
+      <w:pPr>
+        <w:rPr>
+          <w:b/>
+          <w:bCs/>
+        </w:rPr>
+      </w:pPr>
+    </w:p>
+    <w:p>
+      <w:pPr>
+        <w:rPr>
+          <w:b/>
+          <w:bCs/>
+        </w:rPr>
+      </w:pPr>
+    </w:p>
+    <w:p>
+      <w:pPr>
+        <w:rPr>
+          <w:b/>
+          <w:bCs/>
+        </w:rPr>
+      </w:pPr>
+    </w:p>
+    <w:p>
+      <w:pPr>
+        <w:rPr>
+          <w:b/>
+          <w:bCs/>
+        </w:rPr>
+      </w:pPr>
+    </w:p>
+    <w:p>
+      <w:pPr>
+        <w:rPr>
+          <w:b/>
+          <w:bCs/>
+        </w:rPr>
+      </w:pPr>
+    </w:p>
+    <w:p>
+      <w:pPr>
+        <w:rPr>
+          <w:b/>
+          <w:bCs/>
+        </w:rPr>
+      </w:pPr>
+    </w:p>
+    <w:p>
+      <w:pPr>
+        <w:rPr>
+          <w:b/>
+          <w:bCs/>
+        </w:rPr>
+      </w:pPr>
+      <w:r>
+        <w:rPr>
+          <w:b/>
+          <w:bCs/>
+        </w:rPr>
+        <w:drawing>
+          <wp:inline distT="0" distB="0" distL="0" distR="0" wp14:anchorId="29FB7A1C" wp14:editId="5F59F5E3">
+            <wp:extent cx="5731510" cy="4617085"/>
+            <wp:effectExtent l="0" t="0" r="2540" b="0"/>
+            <wp:docPr id="1740867594" name="Picture 1"/>
+            <wp:cNvGraphicFramePr>
+              <a:graphicFrameLocks xmlns:a="http://schemas.openxmlformats.org/drawingml/2006/main" noChangeAspect="1"/>
+            </wp:cNvGraphicFramePr>
+            <a:graphic xmlns:a="http://schemas.openxmlformats.org/drawingml/2006/main">
+              <a:graphicData uri="http://schemas.openxmlformats.org/drawingml/2006/picture">
+                <pic:pic xmlns:pic="http://schemas.openxmlformats.org/drawingml/2006/picture">
+                  <pic:nvPicPr>
+                    <pic:cNvPr id="1740867594" name=""/>
+                    <pic:cNvPicPr/>
+                  </pic:nvPicPr>
+                  <pic:blipFill>
+                    <a:blip r:embed="rId9"/>
+                    <a:stretch>
+                      <a:fillRect/>
+                    </a:stretch>
+                  </pic:blipFill>
+                  <pic:spPr>
+                    <a:xfrm>
+                      <a:off x="0" y="0"/>
+                      <a:ext cx="5731510" cy="4617085"/>
+                    </a:xfrm>
+                    <a:prstGeom prst="rect">
+                      <a:avLst/>
+                    </a:prstGeom>
+                  </pic:spPr>
+                </pic:pic>
+              </a:graphicData>
+            </a:graphic>
+          </wp:inline>
+        </w:drawing>
+      </w:r>
+    </w:p>
+    <w:p>
+      <w:pPr>
+        <w:rPr>
+          <w:b/>
+          <w:bCs/>
+        </w:rPr>
+      </w:pPr>
+      <w:r>
+        <w:rPr>
+          <w:b/>
+          <w:bCs/>
+        </w:rPr>
+        <w:lastRenderedPageBreak/>
+        <w:drawing>
+          <wp:inline distT="0" distB="0" distL="0" distR="0" wp14:anchorId="3147F93E" wp14:editId="35FF9C34">
+            <wp:extent cx="5731510" cy="2705735"/>
+            <wp:effectExtent l="0" t="0" r="2540" b="0"/>
+            <wp:docPr id="434292766" name="Picture 1"/>
+            <wp:cNvGraphicFramePr>
+              <a:graphicFrameLocks xmlns:a="http://schemas.openxmlformats.org/drawingml/2006/main" noChangeAspect="1"/>
+            </wp:cNvGraphicFramePr>
+            <a:graphic xmlns:a="http://schemas.openxmlformats.org/drawingml/2006/main">
+              <a:graphicData uri="http://schemas.openxmlformats.org/drawingml/2006/picture">
+                <pic:pic xmlns:pic="http://schemas.openxmlformats.org/drawingml/2006/picture">
+                  <pic:nvPicPr>
+                    <pic:cNvPr id="434292766" name=""/>
+                    <pic:cNvPicPr/>
+                  </pic:nvPicPr>
+                  <pic:blipFill>
+                    <a:blip r:embed="rId10"/>
+                    <a:stretch>
+                      <a:fillRect/>
+                    </a:stretch>
+                  </pic:blipFill>
+                  <pic:spPr>
+                    <a:xfrm>
+                      <a:off x="0" y="0"/>
+                      <a:ext cx="5731510" cy="2705735"/>
+                    </a:xfrm>
+                    <a:prstGeom prst="rect">
+                      <a:avLst/>
+                    </a:prstGeom>
+                  </pic:spPr>
+                </pic:pic>
+              </a:graphicData>
+            </a:graphic>
+          </wp:inline>
+        </w:drawing>
+      </w:r>
+      <w:r>
+        <w:rPr>
+          <w:b/>
+          <w:bCs/>
+        </w:rPr>
+        <w:br/>
+      </w:r>
+      <w:r>
+        <w:rPr>
+          <w:b/>
+          <w:bCs/>
+        </w:rPr>
+        <w:drawing>
+          <wp:inline distT="0" distB="0" distL="0" distR="0" wp14:anchorId="062F1836" wp14:editId="2A866722">
+            <wp:extent cx="5731510" cy="3123565"/>
+            <wp:effectExtent l="0" t="0" r="2540" b="635"/>
+            <wp:docPr id="175923461" name="Picture 1"/>
+            <wp:cNvGraphicFramePr>
+              <a:graphicFrameLocks xmlns:a="http://schemas.openxmlformats.org/drawingml/2006/main" noChangeAspect="1"/>
+            </wp:cNvGraphicFramePr>
+            <a:graphic xmlns:a="http://schemas.openxmlformats.org/drawingml/2006/main">
+              <a:graphicData uri="http://schemas.openxmlformats.org/drawingml/2006/picture">
+                <pic:pic xmlns:pic="http://schemas.openxmlformats.org/drawingml/2006/picture">
+                  <pic:nvPicPr>
+                    <pic:cNvPr id="175923461" name=""/>
+                    <pic:cNvPicPr/>
+                  </pic:nvPicPr>
+                  <pic:blipFill>
+                    <a:blip r:embed="rId11"/>
+                    <a:stretch>
+                      <a:fillRect/>
+                    </a:stretch>
+                  </pic:blipFill>
+                  <pic:spPr>
+                    <a:xfrm>
+                      <a:off x="0" y="0"/>
+                      <a:ext cx="5731510" cy="3123565"/>
+                    </a:xfrm>
+                    <a:prstGeom prst="rect">
+                      <a:avLst/>
+                    </a:prstGeom>
+                  </pic:spPr>
+                </pic:pic>
+              </a:graphicData>
+            </a:graphic>
+          </wp:inline>
+        </w:drawing>
+      </w:r>
+      <w:r>
+        <w:rPr>
+          <w:b/>
+          <w:bCs/>
+        </w:rPr>
+        <w:br/>
+      </w:r>
+      <w:r>
+        <w:rPr>
+          <w:b/>
+          <w:bCs/>
+        </w:rPr>
+        <w:t>4. How much funding should you ask for?</w:t>
+      </w:r>
+    </w:p>
+    <w:p>
+      <w:pPr>
+        <w:rPr>
+          <w:b/>
+          <w:bCs/>
+        </w:rPr>
+      </w:pPr>
+      <w:r>
+        <w:rPr>
+          <w:b/>
+          <w:bCs/>
+        </w:rPr>
+        <w:t>My recommendation is to ask for ₹2 crore in exchange for a negotiated equity stake.</w:t>
+      </w:r>
+    </w:p>
+    <w:p>
+      <w:pPr>
+        <w:rPr>
+          <w:b/>
+          <w:bCs/>
+        </w:rPr>
+      </w:pPr>
+      <w:r>
+        <w:rPr>
+          <w:b/>
+          <w:bCs/>
+        </w:rPr>
+        <w:t>Before promising a percentage, your team should decide on a defensible company valuation.</w:t>
+      </w:r>
+    </w:p>
+    <w:p>
+      <w:pPr>
+        <w:rPr>
+          <w:b/>
+          <w:bCs/>
+        </w:rPr>
+      </w:pPr>
+      <w:r>
+        <w:rPr>
+          <w:b/>
+          <w:bCs/>
+        </w:rPr>
+        <w:t>For example, if you propose a ₹10 crore pre-money valuation, a ₹2 crore equity investment would imply:</w:t>
+      </w:r>
+    </w:p>
+    <w:p>
+      <w:pPr>
+        <w:numPr>
+          <w:ilvl w:val="0"/>
+          <w:numId w:val="3"/>
+        </w:numPr>
+        <w:rPr>
+          <w:b/>
+          <w:bCs/>
+        </w:rPr>
+      </w:pPr>
+      <w:r>
+        <w:rPr>
+          <w:b/>
+          <w:bCs/>
+        </w:rPr>
+        <w:t>Pre-money valuation: ₹10 crore</w:t>
+      </w:r>
+    </w:p>
+    <w:p>
+      <w:pPr>
+        <w:numPr>
+          <w:ilvl w:val="0"/>
+          <w:numId w:val="3"/>
+        </w:numPr>
+        <w:rPr>
+          <w:b/>
+          <w:bCs/>
+        </w:rPr>
+      </w:pPr>
+      <w:r>
+        <w:rPr>
+          <w:b/>
+          <w:bCs/>
+        </w:rPr>
+        <w:t>Investment: ₹2 crore</w:t>
+      </w:r>
+    </w:p>
+    <w:p>
+      <w:pPr>
+        <w:numPr>
+          <w:ilvl w:val="0"/>
+          <w:numId w:val="3"/>
+        </w:numPr>
+        <w:rPr>
+          <w:b/>
+          <w:bCs/>
+        </w:rPr>
+      </w:pPr>
+      <w:r>
+        <w:rPr>
+          <w:b/>
+          <w:bCs/>
+        </w:rPr>
+        <w:t>Post-money valuation: ₹12 crore</w:t>
+      </w:r>
+    </w:p>
+    <w:p>
+      <w:pPr>
+        <w:numPr>
+          <w:ilvl w:val="0"/>
+          <w:numId w:val="3"/>
+        </w:numPr>
+        <w:rPr>
+          <w:b/>
+          <w:bCs/>
+        </w:rPr>
+      </w:pPr>
+      <w:r>
+        <w:rPr>
+          <w:b/>
+          <w:bCs/>
+        </w:rPr>
+        <w:t>Investor ownership: approximately 16.67%</w:t>
+      </w:r>
+    </w:p>
+    <w:p>
+      <w:pPr>
+        <w:rPr>
+          <w:b/>
+          <w:bCs/>
+        </w:rPr>
+      </w:pPr>
+      <w:r>
+        <w:rPr>
+          <w:b/>
+          <w:bCs/>
+        </w:rPr>
+        <w:t xml:space="preserve">This is a proposed valuation example, not a claim that </w:t>
+      </w:r>
+      <w:proofErr w:type="spellStart"/>
+      <w:r>
+        <w:rPr>
+          <w:b/>
+          <w:bCs/>
+        </w:rPr>
+        <w:t>Nexora</w:t>
+      </w:r>
+      <w:proofErr w:type="spellEnd"/>
+      <w:r>
+        <w:rPr>
+          <w:b/>
+          <w:bCs/>
+        </w:rPr>
+        <w:t xml:space="preserve"> is actually worth ₹10 crore.</w:t>
+      </w:r>
+    </w:p>
+    <w:p>
+      <w:pPr>
+        <w:rPr>
+          <w:b/>
+          <w:bCs/>
+        </w:rPr>
+      </w:pPr>
+    </w:p>
     <w:sectPr>
       <w:pgSz w:w="11906" w:h="16838"/>
       <w:pgMar w:top="1440" w:right="1440" w:bottom="1440" w:left="1440" w:header="709" w:footer="709" w:gutter="0"/>
@@ -2012,9 +2389,9 @@
     </w:lvl>
   </w:abstractNum>
   <w:abstractNum w:abstractNumId="1" w15:restartNumberingAfterBreak="0">
-    <w:nsid w:val="7FA0032E"/>
+    <w:nsid w:val="73F95A05"/>
     <w:multiLevelType w:val="multilevel"/>
-    <w:tmpl w:val="33D26E88"/>
+    <w:tmpl w:val="69D6A5DC"/>
     <w:lvl w:ilvl="0">
       <w:start w:val="1"/>
       <w:numFmt w:val="bullet"/>
@@ -2160,11 +2537,163 @@
       </w:rPr>
     </w:lvl>
   </w:abstractNum>
+  <w:abstractNum w:abstractNumId="2" w15:restartNumberingAfterBreak="0">
+    <w:nsid w:val="7FA0032E"/>
+    <w:multiLevelType w:val="multilevel"/>
+    <w:tmpl w:val="33D26E88"/>
+    <w:lvl w:ilvl="0">
+      <w:start w:val="1"/>
+      <w:numFmt w:val="bullet"/>
+      <w:lvlText w:val=""/>
+      <w:lvlJc w:val="left"/>
+      <w:pPr>
+        <w:tabs>
+          <w:tab w:val="num" w:pos="720"/>
+        </w:tabs>
+        <w:ind w:left="720" w:hanging="360"/>
+      </w:pPr>
+      <w:rPr>
+        <w:rFonts w:ascii="Symbol" w:hAnsi="Symbol" w:hint="default"/>
+        <w:sz w:val="20"/>
+      </w:rPr>
+    </w:lvl>
+    <w:lvl w:ilvl="1" w:tentative="1">
+      <w:start w:val="1"/>
+      <w:numFmt w:val="bullet"/>
+      <w:lvlText w:val="o"/>
+      <w:lvlJc w:val="left"/>
+      <w:pPr>
+        <w:tabs>
+          <w:tab w:val="num" w:pos="1440"/>
+        </w:tabs>
+        <w:ind w:left="1440" w:hanging="360"/>
+      </w:pPr>
+      <w:rPr>
+        <w:rFonts w:ascii="Courier New" w:hAnsi="Courier New" w:hint="default"/>
+        <w:sz w:val="20"/>
+      </w:rPr>
+    </w:lvl>
+    <w:lvl w:ilvl="2" w:tentative="1">
+      <w:start w:val="1"/>
+      <w:numFmt w:val="bullet"/>
+      <w:lvlText w:val=""/>
+      <w:lvlJc w:val="left"/>
+      <w:pPr>
+        <w:tabs>
+          <w:tab w:val="num" w:pos="2160"/>
+        </w:tabs>
+        <w:ind w:left="2160" w:hanging="360"/>
+      </w:pPr>
+      <w:rPr>
+        <w:rFonts w:ascii="Wingdings" w:hAnsi="Wingdings" w:hint="default"/>
+        <w:sz w:val="20"/>
+      </w:rPr>
+    </w:lvl>
+    <w:lvl w:ilvl="3" w:tentative="1">
+      <w:start w:val="1"/>
+      <w:numFmt w:val="bullet"/>
+      <w:lvlText w:val=""/>
+      <w:lvlJc w:val="left"/>
+      <w:pPr>
+        <w:tabs>
+          <w:tab w:val="num" w:pos="2880"/>
+        </w:tabs>
+        <w:ind w:left="2880" w:hanging="360"/>
+      </w:pPr>
+      <w:rPr>
+        <w:rFonts w:ascii="Wingdings" w:hAnsi="Wingdings" w:hint="default"/>
+        <w:sz w:val="20"/>
+      </w:rPr>
+    </w:lvl>
+    <w:lvl w:ilvl="4" w:tentative="1">
+      <w:start w:val="1"/>
+      <w:numFmt w:val="bullet"/>
+      <w:lvlText w:val=""/>
+      <w:lvlJc w:val="left"/>
+      <w:pPr>
+        <w:tabs>
+          <w:tab w:val="num" w:pos="3600"/>
+        </w:tabs>
+        <w:ind w:left="3600" w:hanging="360"/>
+      </w:pPr>
+      <w:rPr>
+        <w:rFonts w:ascii="Wingdings" w:hAnsi="Wingdings" w:hint="default"/>
+        <w:sz w:val="20"/>
+      </w:rPr>
+    </w:lvl>
+    <w:lvl w:ilvl="5" w:tentative="1">
+      <w:start w:val="1"/>
+      <w:numFmt w:val="bullet"/>
+      <w:lvlText w:val=""/>
+      <w:lvlJc w:val="left"/>
+      <w:pPr>
+        <w:tabs>
+          <w:tab w:val="num" w:pos="4320"/>
+        </w:tabs>
+        <w:ind w:left="4320" w:hanging="360"/>
+      </w:pPr>
+      <w:rPr>
+        <w:rFonts w:ascii="Wingdings" w:hAnsi="Wingdings" w:hint="default"/>
+        <w:sz w:val="20"/>
+      </w:rPr>
+    </w:lvl>
+    <w:lvl w:ilvl="6" w:tentative="1">
+      <w:start w:val="1"/>
+      <w:numFmt w:val="bullet"/>
+      <w:lvlText w:val=""/>
+      <w:lvlJc w:val="left"/>
+      <w:pPr>
+        <w:tabs>
+          <w:tab w:val="num" w:pos="5040"/>
+        </w:tabs>
+        <w:ind w:left="5040" w:hanging="360"/>
+      </w:pPr>
+      <w:rPr>
+        <w:rFonts w:ascii="Wingdings" w:hAnsi="Wingdings" w:hint="default"/>
+        <w:sz w:val="20"/>
+      </w:rPr>
+    </w:lvl>
+    <w:lvl w:ilvl="7" w:tentative="1">
+      <w:start w:val="1"/>
+      <w:numFmt w:val="bullet"/>
+      <w:lvlText w:val=""/>
+      <w:lvlJc w:val="left"/>
+      <w:pPr>
+        <w:tabs>
+          <w:tab w:val="num" w:pos="5760"/>
+        </w:tabs>
+        <w:ind w:left="5760" w:hanging="360"/>
+      </w:pPr>
+      <w:rPr>
+        <w:rFonts w:ascii="Wingdings" w:hAnsi="Wingdings" w:hint="default"/>
+        <w:sz w:val="20"/>
+      </w:rPr>
+    </w:lvl>
+    <w:lvl w:ilvl="8" w:tentative="1">
+      <w:start w:val="1"/>
+      <w:numFmt w:val="bullet"/>
+      <w:lvlText w:val=""/>
+      <w:lvlJc w:val="left"/>
+      <w:pPr>
+        <w:tabs>
+          <w:tab w:val="num" w:pos="6480"/>
+        </w:tabs>
+        <w:ind w:left="6480" w:hanging="360"/>
+      </w:pPr>
+      <w:rPr>
+        <w:rFonts w:ascii="Wingdings" w:hAnsi="Wingdings" w:hint="default"/>
+        <w:sz w:val="20"/>
+      </w:rPr>
+    </w:lvl>
+  </w:abstractNum>
   <w:num w:numId="1" w16cid:durableId="1546721071">
-    <w:abstractNumId w:val="1"/>
+    <w:abstractNumId w:val="2"/>
   </w:num>
   <w:num w:numId="2" w16cid:durableId="276303919">
     <w:abstractNumId w:val="0"/>
+  </w:num>
+  <w:num w:numId="3" w16cid:durableId="1032614604">
+    <w:abstractNumId w:val="1"/>
   </w:num>
 </w:numbering>
 </file>
